--- a/resumes/docx/Rohan_Malhotra_Resume_SWE_Internship.docx
+++ b/resumes/docx/Rohan_Malhotra_Resume_SWE_Internship.docx
@@ -204,7 +204,7 @@
           <w:i/>
           <w:sz w:val="21"/>
         </w:rPr>
-        <w:t>B.A. in Computer Science, Minor in Mathematics</w:t>
+        <w:t>B.A. in Mathematics and Computer Science (Double Major)</w:t>
       </w:r>
       <w:r>
         <w:rPr>
